--- a/docs/output/Zain Hajahjah/سجن البرج/SRT-En/فرج سلامة/خارجي/DOCX/07_فرج سلامة-المهجع_SRT_En.docx
+++ b/docs/output/Zain Hajahjah/سجن البرج/SRT-En/فرج سلامة/خارجي/DOCX/07_فرج سلامة-المهجع_SRT_En.docx
@@ -2,6 +2,16 @@
 <file path=word/document.xml><?xml version="1.0" encoding="utf-8"?>
 <w:document xmlns:wpc="http://schemas.microsoft.com/office/word/2010/wordprocessingCanvas" xmlns:mo="http://schemas.microsoft.com/office/mac/office/2008/main" xmlns:mc="http://schemas.openxmlformats.org/markup-compatibility/2006" xmlns:mv="urn:schemas-microsoft-com:mac:vml" xmlns:o="urn:schemas-microsoft-com:office:office" xmlns:r="http://schemas.openxmlformats.org/officeDocument/2006/relationships" xmlns:m="http://schemas.openxmlformats.org/officeDocument/2006/math" xmlns:v="urn:schemas-microsoft-com:vml" xmlns:wp14="http://schemas.microsoft.com/office/word/2010/wordprocessingDrawing" xmlns:wp="http://schemas.openxmlformats.org/drawingml/2006/wordprocessingDrawing" xmlns:w10="urn:schemas-microsoft-com:office:word" xmlns:w="http://schemas.openxmlformats.org/wordprocessingml/2006/main" xmlns:w14="http://schemas.microsoft.com/office/word/2010/wordml" xmlns:wpg="http://schemas.microsoft.com/office/word/2010/wordprocessingGroup" xmlns:wpi="http://schemas.microsoft.com/office/word/2010/wordprocessingInk" xmlns:wne="http://schemas.microsoft.com/office/word/2006/wordml" xmlns:wps="http://schemas.microsoft.com/office/word/2010/wordprocessingShape" mc:Ignorable="w14 wp14">
   <w:body>
+    <w:p>
+      <w:r>
+        <w:t>1</w:t>
+      </w:r>
+    </w:p>
+    <w:p>
+      <w:r>
+        <w:t>00:00:00,250 --&gt; 00:00:04,250</w:t>
+      </w:r>
+    </w:p>
     <w:p>
       <w:r>
         <w:t>This was the group cell, which</w:t>
@@ -12,9 +22,31 @@
         <w:t>was all divided but later dismantled</w:t>
       </w:r>
     </w:p>
+    <w:p/>
+    <w:p>
+      <w:r>
+        <w:t>2</w:t>
+      </w:r>
+    </w:p>
+    <w:p>
+      <w:r>
+        <w:t>00:00:04,958 --&gt; 00:00:07,208</w:t>
+      </w:r>
+    </w:p>
     <w:p>
       <w:r>
         <w:t>There was a ventilation opening here</w:t>
+      </w:r>
+    </w:p>
+    <w:p/>
+    <w:p>
+      <w:r>
+        <w:t>3</w:t>
+      </w:r>
+    </w:p>
+    <w:p>
+      <w:r>
+        <w:t>00:00:07,708 --&gt; 00:00:14,750</w:t>
       </w:r>
     </w:p>
     <w:p>
@@ -27,9 +59,31 @@
         <w:t>through the opening to break our spirits</w:t>
       </w:r>
     </w:p>
+    <w:p/>
+    <w:p>
+      <w:r>
+        <w:t>4</w:t>
+      </w:r>
+    </w:p>
+    <w:p>
+      <w:r>
+        <w:t>00:00:16,083 --&gt; 00:00:18,208</w:t>
+      </w:r>
+    </w:p>
     <w:p>
       <w:r>
         <w:t>Here, there used to be a door</w:t>
+      </w:r>
+    </w:p>
+    <w:p/>
+    <w:p>
+      <w:r>
+        <w:t>5</w:t>
+      </w:r>
+    </w:p>
+    <w:p>
+      <w:r>
+        <w:t>00:00:20,083 --&gt; 00:00:26,250</w:t>
       </w:r>
     </w:p>
     <w:p>
@@ -42,9 +96,31 @@
         <w:t>stood and saw a faint light in the corridor</w:t>
       </w:r>
     </w:p>
+    <w:p/>
+    <w:p>
+      <w:r>
+        <w:t>6</w:t>
+      </w:r>
+    </w:p>
+    <w:p>
+      <w:r>
+        <w:t>00:00:26,291 --&gt; 00:00:29,458</w:t>
+      </w:r>
+    </w:p>
     <w:p>
       <w:r>
         <w:t>Because in the end, we only ever saw the jailers</w:t>
+      </w:r>
+    </w:p>
+    <w:p/>
+    <w:p>
+      <w:r>
+        <w:t>7</w:t>
+      </w:r>
+    </w:p>
+    <w:p>
+      <w:r>
+        <w:t>00:00:30,000 --&gt; 00:00:31,625</w:t>
       </w:r>
     </w:p>
     <w:p>
@@ -52,9 +128,31 @@
         <w:t>Everyone here wrote his memories</w:t>
       </w:r>
     </w:p>
+    <w:p/>
+    <w:p>
+      <w:r>
+        <w:t>8</w:t>
+      </w:r>
+    </w:p>
+    <w:p>
+      <w:r>
+        <w:t>00:00:32,125 --&gt; 00:00:34,958</w:t>
+      </w:r>
+    </w:p>
     <w:p>
       <w:r>
         <w:t>Then they repainted the prison</w:t>
+      </w:r>
+    </w:p>
+    <w:p/>
+    <w:p>
+      <w:r>
+        <w:t>9</w:t>
+      </w:r>
+    </w:p>
+    <w:p>
+      <w:r>
+        <w:t>00:00:36,041 --&gt; 00:00:40,541</w:t>
       </w:r>
     </w:p>
     <w:p>
@@ -62,9 +160,31 @@
         <w:t>But later new prisoners came and wrote new memories again</w:t>
       </w:r>
     </w:p>
+    <w:p/>
+    <w:p>
+      <w:r>
+        <w:t>10</w:t>
+      </w:r>
+    </w:p>
+    <w:p>
+      <w:r>
+        <w:t>00:00:53,791 --&gt; 00:00:58,166</w:t>
+      </w:r>
+    </w:p>
     <w:p>
       <w:r>
         <w:t>Very few</w:t>
+      </w:r>
+    </w:p>
+    <w:p/>
+    <w:p>
+      <w:r>
+        <w:t>11</w:t>
+      </w:r>
+    </w:p>
+    <w:p>
+      <w:r>
+        <w:t>00:00:58,166 --&gt; 00:00:59,916</w:t>
       </w:r>
     </w:p>
     <w:p>
@@ -75,6 +195,17 @@
     <w:p>
       <w:r>
         <w:t>Read us something that was written on the wall</w:t>
+      </w:r>
+    </w:p>
+    <w:p/>
+    <w:p>
+      <w:r>
+        <w:t>12</w:t>
+      </w:r>
+    </w:p>
+    <w:p>
+      <w:r>
+        <w:t>00:01:00,416 --&gt; 00:01:06,375</w:t>
       </w:r>
     </w:p>
     <w:p>
@@ -460,9 +591,12 @@
     <w:name w:val="Normal"/>
     <w:qFormat/>
     <w:rsid w:val="00FC693F"/>
+    <w:pPr>
+      <w:spacing w:before="0" w:after="0" w:line="276" w:lineRule="auto"/>
+    </w:pPr>
     <w:rPr>
-      <w:rFonts w:ascii="Arial" w:hAnsi="Arial"/>
-      <w:sz w:val="22"/>
+      <w:rFonts w:ascii="Courier New" w:hAnsi="Courier New"/>
+      <w:sz w:val="20"/>
     </w:rPr>
   </w:style>
   <w:style w:type="paragraph" w:styleId="Header">
